--- a/shopping-cart-spring-boot-main/uploads/academic/8/doc_6.docx
+++ b/shopping-cart-spring-boot-main/uploads/academic/8/doc_6.docx
@@ -1213,7 +1213,7 @@
                 <w:sz w:val="24"/>
                 <w:szCs w:val="24"/>
               </w:rPr>
-              <w:t>๓.๐</w:t>
+              <w:t/>
             </w:r>
           </w:p>
         </w:tc>
@@ -1261,7 +1261,7 @@
                 <w:sz w:val="24"/>
                 <w:szCs w:val="24"/>
               </w:rPr>
-              <w:t/>
+              <w:t>๕.๐</w:t>
             </w:r>
           </w:p>
         </w:tc>
@@ -1312,7 +1312,7 @@
                 <w:sz w:val="24"/>
                 <w:szCs w:val="24"/>
               </w:rPr>
-              <w:t>๑๒.๐๐</w:t>
+              <w:t>๒๐.๐๐</w:t>
             </w:r>
           </w:p>
         </w:tc>
@@ -1625,7 +1625,7 @@
                 <w:sz w:val="24"/>
                 <w:szCs w:val="24"/>
               </w:rPr>
-              <w:t>๒.๐</w:t>
+              <w:t/>
             </w:r>
           </w:p>
         </w:tc>
@@ -1697,7 +1697,7 @@
                 <w:sz w:val="24"/>
                 <w:szCs w:val="24"/>
               </w:rPr>
-              <w:t/>
+              <w:t>๕.๐</w:t>
             </w:r>
           </w:p>
         </w:tc>
@@ -1748,7 +1748,7 @@
                 <w:sz w:val="24"/>
                 <w:szCs w:val="24"/>
               </w:rPr>
-              <w:t>๑๒.๐๐</w:t>
+              <w:t>๓๐.๐๐</w:t>
             </w:r>
           </w:p>
         </w:tc>
@@ -2319,7 +2319,7 @@
                 <w:sz w:val="24"/>
                 <w:szCs w:val="24"/>
               </w:rPr>
-              <w:t>๒.๐</w:t>
+              <w:t/>
             </w:r>
           </w:p>
         </w:tc>
@@ -2391,7 +2391,7 @@
                 <w:sz w:val="24"/>
                 <w:szCs w:val="24"/>
               </w:rPr>
-              <w:t/>
+              <w:t>๕.๐</w:t>
             </w:r>
           </w:p>
         </w:tc>
@@ -2442,7 +2442,7 @@
                 <w:sz w:val="24"/>
                 <w:szCs w:val="24"/>
               </w:rPr>
-              <w:t>๑๒.๐๐</w:t>
+              <w:t>๓๐.๐๐</w:t>
             </w:r>
           </w:p>
         </w:tc>
@@ -2800,7 +2800,7 @@
                 <w:sz w:val="24"/>
                 <w:szCs w:val="24"/>
               </w:rPr>
-              <w:t>๔.๐</w:t>
+              <w:t/>
             </w:r>
           </w:p>
         </w:tc>
@@ -2827,7 +2827,7 @@
                 <w:sz w:val="24"/>
                 <w:szCs w:val="24"/>
               </w:rPr>
-              <w:t/>
+              <w:t>๕.๐</w:t>
             </w:r>
           </w:p>
         </w:tc>
@@ -2884,7 +2884,7 @@
                 <w:sz w:val="24"/>
                 <w:szCs w:val="24"/>
               </w:rPr>
-              <w:t>๑๖.๐๐</w:t>
+              <w:t>๒๐.๐๐</w:t>
             </w:r>
           </w:p>
         </w:tc>
@@ -3174,7 +3174,7 @@
                 <w:sz w:val="24"/>
                 <w:szCs w:val="24"/>
               </w:rPr>
-              <w:t>๕๒.๐๐</w:t>
+              <w:t>๑๐๐.๐๐</w:t>
             </w:r>
           </w:p>
         </w:tc>
@@ -3305,111 +3305,111 @@
         <w:rPr>
           <w:rFonts w:ascii="MS Gothic" w:eastAsia="MS Gothic" w:hAnsi="MS Gothic"/>
         </w:rPr>
+        <w:t>☐</w:t>
+      </w:r>
+      <w:r>
+        <w:rPr>
+          <w:rFonts w:ascii="TH Sarabun New" w:hAnsi="TH Sarabun New" w:cs="TH Sarabun New"/>
+        </w:rPr>
+        <w:t xml:space="preserve"/>
+      </w:r>
+      <w:r>
+        <w:rPr>
+          <w:rFonts w:ascii="TH Sarabun New" w:hAnsi="TH Sarabun New" w:cs="TH Sarabun New"/>
+          <w:sz w:val="20"/>
+          <w:szCs w:val="20"/>
+          <w:cs/>
+        </w:rPr>
+        <w:t xml:space="preserve"> ไม่ผ่าน</w:t>
+      </w:r>
+      <w:r>
+        <w:rPr>
+          <w:rFonts w:ascii="TH Sarabun New" w:hAnsi="TH Sarabun New" w:cs="TH Sarabun New"/>
+          <w:sz w:val="20"/>
+          <w:szCs w:val="20"/>
+        </w:rPr>
+        <w:t xml:space="preserve"> </w:t>
+      </w:r>
+      <w:r>
+        <w:rPr>
+          <w:rFonts w:ascii="TH Sarabun New" w:hAnsi="TH Sarabun New" w:cs="TH Sarabun New"/>
+          <w:sz w:val="20"/>
+          <w:szCs w:val="20"/>
+          <w:cs/>
+        </w:rPr>
+        <w:t xml:space="preserve"> </w:t>
+      </w:r>
+      <w:r>
+        <w:rPr>
+          <w:rFonts w:ascii="TH Sarabun New" w:hAnsi="TH Sarabun New" w:cs="TH Sarabun New"/>
+          <w:sz w:val="20"/>
+          <w:szCs w:val="20"/>
+        </w:rPr>
+        <w:t/>
+      </w:r>
+      <w:r>
+        <w:rPr>
+          <w:rFonts w:ascii="MS Gothic" w:eastAsia="MS Gothic" w:hAnsi="MS Gothic"/>
+        </w:rPr>
+        <w:t>☐</w:t>
+      </w:r>
+      <w:r>
+        <w:rPr>
+          <w:rFonts w:ascii="TH Sarabun New" w:hAnsi="TH Sarabun New" w:cs="TH Sarabun New"/>
+        </w:rPr>
+        <w:t xml:space="preserve"/>
+      </w:r>
+      <w:r>
+        <w:rPr>
+          <w:rFonts w:ascii="TH Sarabun New" w:hAnsi="TH Sarabun New" w:cs="TH Sarabun New"/>
+          <w:sz w:val="20"/>
+          <w:szCs w:val="20"/>
+          <w:cs/>
+        </w:rPr>
+        <w:t xml:space="preserve"> ชำนาญ  </w:t>
+      </w:r>
+      <w:r>
+        <w:rPr>
+          <w:rFonts w:ascii="TH Sarabun New" w:hAnsi="TH Sarabun New" w:cs="TH Sarabun New"/>
+          <w:sz w:val="20"/>
+          <w:szCs w:val="20"/>
+        </w:rPr>
+        <w:t/>
+      </w:r>
+      <w:r>
+        <w:rPr>
+          <w:rFonts w:ascii="MS Gothic" w:eastAsia="MS Gothic" w:hAnsi="MS Gothic"/>
+        </w:rPr>
+        <w:t>☐</w:t>
+      </w:r>
+      <w:r>
+        <w:rPr>
+          <w:rFonts w:ascii="TH Sarabun New" w:hAnsi="TH Sarabun New" w:cs="TH Sarabun New"/>
+        </w:rPr>
+        <w:t xml:space="preserve"/>
+      </w:r>
+      <w:r>
+        <w:rPr>
+          <w:rFonts w:ascii="TH Sarabun New" w:hAnsi="TH Sarabun New" w:cs="TH Sarabun New"/>
+          <w:sz w:val="20"/>
+          <w:szCs w:val="20"/>
+          <w:cs/>
+        </w:rPr>
+        <w:t xml:space="preserve"> ชำนาญพิเศษ </w:t>
+      </w:r>
+      <w:r>
+        <w:rPr>
+          <w:rFonts w:ascii="TH Sarabun New" w:hAnsi="TH Sarabun New" w:cs="TH Sarabun New"/>
+          <w:sz w:val="20"/>
+          <w:szCs w:val="20"/>
+        </w:rPr>
+        <w:t/>
+      </w:r>
+      <w:r>
+        <w:rPr>
+          <w:rFonts w:ascii="MS Gothic" w:eastAsia="MS Gothic" w:hAnsi="MS Gothic"/>
+        </w:rPr>
         <w:t>☑</w:t>
-      </w:r>
-      <w:r>
-        <w:rPr>
-          <w:rFonts w:ascii="TH Sarabun New" w:hAnsi="TH Sarabun New" w:cs="TH Sarabun New"/>
-        </w:rPr>
-        <w:t xml:space="preserve"/>
-      </w:r>
-      <w:r>
-        <w:rPr>
-          <w:rFonts w:ascii="TH Sarabun New" w:hAnsi="TH Sarabun New" w:cs="TH Sarabun New"/>
-          <w:sz w:val="20"/>
-          <w:szCs w:val="20"/>
-          <w:cs/>
-        </w:rPr>
-        <w:t xml:space="preserve"> ไม่ผ่าน</w:t>
-      </w:r>
-      <w:r>
-        <w:rPr>
-          <w:rFonts w:ascii="TH Sarabun New" w:hAnsi="TH Sarabun New" w:cs="TH Sarabun New"/>
-          <w:sz w:val="20"/>
-          <w:szCs w:val="20"/>
-        </w:rPr>
-        <w:t xml:space="preserve"> </w:t>
-      </w:r>
-      <w:r>
-        <w:rPr>
-          <w:rFonts w:ascii="TH Sarabun New" w:hAnsi="TH Sarabun New" w:cs="TH Sarabun New"/>
-          <w:sz w:val="20"/>
-          <w:szCs w:val="20"/>
-          <w:cs/>
-        </w:rPr>
-        <w:t xml:space="preserve"> </w:t>
-      </w:r>
-      <w:r>
-        <w:rPr>
-          <w:rFonts w:ascii="TH Sarabun New" w:hAnsi="TH Sarabun New" w:cs="TH Sarabun New"/>
-          <w:sz w:val="20"/>
-          <w:szCs w:val="20"/>
-        </w:rPr>
-        <w:t/>
-      </w:r>
-      <w:r>
-        <w:rPr>
-          <w:rFonts w:ascii="MS Gothic" w:eastAsia="MS Gothic" w:hAnsi="MS Gothic"/>
-        </w:rPr>
-        <w:t>☐</w:t>
-      </w:r>
-      <w:r>
-        <w:rPr>
-          <w:rFonts w:ascii="TH Sarabun New" w:hAnsi="TH Sarabun New" w:cs="TH Sarabun New"/>
-        </w:rPr>
-        <w:t xml:space="preserve"/>
-      </w:r>
-      <w:r>
-        <w:rPr>
-          <w:rFonts w:ascii="TH Sarabun New" w:hAnsi="TH Sarabun New" w:cs="TH Sarabun New"/>
-          <w:sz w:val="20"/>
-          <w:szCs w:val="20"/>
-          <w:cs/>
-        </w:rPr>
-        <w:t xml:space="preserve"> ชำนาญ  </w:t>
-      </w:r>
-      <w:r>
-        <w:rPr>
-          <w:rFonts w:ascii="TH Sarabun New" w:hAnsi="TH Sarabun New" w:cs="TH Sarabun New"/>
-          <w:sz w:val="20"/>
-          <w:szCs w:val="20"/>
-        </w:rPr>
-        <w:t/>
-      </w:r>
-      <w:r>
-        <w:rPr>
-          <w:rFonts w:ascii="MS Gothic" w:eastAsia="MS Gothic" w:hAnsi="MS Gothic"/>
-        </w:rPr>
-        <w:t>☐</w:t>
-      </w:r>
-      <w:r>
-        <w:rPr>
-          <w:rFonts w:ascii="TH Sarabun New" w:hAnsi="TH Sarabun New" w:cs="TH Sarabun New"/>
-        </w:rPr>
-        <w:t xml:space="preserve"/>
-      </w:r>
-      <w:r>
-        <w:rPr>
-          <w:rFonts w:ascii="TH Sarabun New" w:hAnsi="TH Sarabun New" w:cs="TH Sarabun New"/>
-          <w:sz w:val="20"/>
-          <w:szCs w:val="20"/>
-          <w:cs/>
-        </w:rPr>
-        <w:t xml:space="preserve"> ชำนาญพิเศษ </w:t>
-      </w:r>
-      <w:r>
-        <w:rPr>
-          <w:rFonts w:ascii="TH Sarabun New" w:hAnsi="TH Sarabun New" w:cs="TH Sarabun New"/>
-          <w:sz w:val="20"/>
-          <w:szCs w:val="20"/>
-        </w:rPr>
-        <w:t/>
-      </w:r>
-      <w:r>
-        <w:rPr>
-          <w:rFonts w:ascii="MS Gothic" w:eastAsia="MS Gothic" w:hAnsi="MS Gothic"/>
-        </w:rPr>
-        <w:t>☐</w:t>
       </w:r>
       <w:r>
         <w:rPr>
@@ -3460,7 +3460,7 @@
           <w:sz w:val="20"/>
           <w:szCs w:val="20"/>
         </w:rPr>
-        <w:t>๑๒.๐๐</w:t>
+        <w:t>๒๐.๐๐</w:t>
       </w:r>
       <w:r>
         <w:rPr>
@@ -3547,7 +3547,7 @@
           <w:sz w:val="20"/>
           <w:szCs w:val="20"/>
         </w:rPr>
-        <w:t>๑๒.๐๐</w:t>
+        <w:t>๓๐.๐๐</w:t>
       </w:r>
       <w:r>
         <w:rPr>
@@ -4235,7 +4235,7 @@
           <w:sz w:val="20"/>
           <w:szCs w:val="20"/>
         </w:rPr>
-        <w:t>๑๒.๐๐</w:t>
+        <w:t>๓๐.๐๐</w:t>
       </w:r>
       <w:r>
         <w:rPr>
@@ -4297,7 +4297,7 @@
           <w:sz w:val="20"/>
           <w:szCs w:val="20"/>
         </w:rPr>
-        <w:t>๑๖.๐๐</w:t>
+        <w:t>๒๐.๐๐</w:t>
       </w:r>
       <w:r>
         <w:rPr>
@@ -4386,7 +4386,7 @@
           <w:sz w:val="20"/>
           <w:szCs w:val="20"/>
         </w:rPr>
-        <w:t>๕๒.๐๐</w:t>
+        <w:t>๑๐๐.๐๐</w:t>
       </w:r>
       <w:r>
         <w:rPr>
